--- a/cases/pyrazolylnucleosides/report/report.docx
+++ b/cases/pyrazolylnucleosides/report/report.docx
@@ -16,7 +16,7 @@
           <w:b w:val="0"/>
           <w:color w:val="718096"/>
         </w:rPr>
-        <w:t>Substrate: Cu(111)  |  Medium: 1 M HCl  |  DFT level: B3LYP/def2-SVP (ddCOSMO:water)  |  Generated 2026-07-13 04:01</w:t>
+        <w:t>Substrate: Cu(111)  |  Medium: 1 M HCl  |  DFT level: B3LYP/def2-SVP (ddCOSMO:water)  |  Generated 2026-07-13 23:55</w:t>
       </w:r>
     </w:p>
     <w:p>
@@ -1077,8 +1077,528 @@
       <w:r>
         <w:drawing>
           <wp:inline xmlns:a="http://schemas.openxmlformats.org/drawingml/2006/main" xmlns:pic="http://schemas.openxmlformats.org/drawingml/2006/picture">
+            <wp:extent cx="2651760" cy="2756387"/>
+            <wp:docPr id="3" name="Picture 3"/>
+            <wp:cNvGraphicFramePr>
+              <a:graphicFrameLocks noChangeAspect="1"/>
+            </wp:cNvGraphicFramePr>
+            <a:graphic>
+              <a:graphicData uri="http://schemas.openxmlformats.org/drawingml/2006/picture">
+                <pic:pic>
+                  <pic:nvPicPr>
+                    <pic:cNvPr id="0" name="fig2b_pyrazolylnucleoside methyl_homo.png"/>
+                    <pic:cNvPicPr/>
+                  </pic:nvPicPr>
+                  <pic:blipFill>
+                    <a:blip r:embed="rId11"/>
+                    <a:stretch>
+                      <a:fillRect/>
+                    </a:stretch>
+                  </pic:blipFill>
+                  <pic:spPr>
+                    <a:xfrm>
+                      <a:off x="0" y="0"/>
+                      <a:ext cx="2651760" cy="2756387"/>
+                    </a:xfrm>
+                    <a:prstGeom prst="rect"/>
+                  </pic:spPr>
+                </pic:pic>
+              </a:graphicData>
+            </a:graphic>
+          </wp:inline>
+        </w:drawing>
+      </w:r>
+    </w:p>
+    <w:p>
+      <w:pPr>
+        <w:jc w:val="center"/>
+      </w:pPr>
+      <w:r>
+        <w:rPr>
+          <w:i/>
+          <w:color w:val="718096"/>
+          <w:sz w:val="16"/>
+        </w:rPr>
+        <w:t>pyrazolylnucleoside methyl HOMO</w:t>
+      </w:r>
+    </w:p>
+    <w:p>
+      <w:pPr>
+        <w:jc w:val="center"/>
+      </w:pPr>
+      <w:r>
+        <w:drawing>
+          <wp:inline xmlns:a="http://schemas.openxmlformats.org/drawingml/2006/main" xmlns:pic="http://schemas.openxmlformats.org/drawingml/2006/picture">
+            <wp:extent cx="2651760" cy="2756387"/>
+            <wp:docPr id="4" name="Picture 4"/>
+            <wp:cNvGraphicFramePr>
+              <a:graphicFrameLocks noChangeAspect="1"/>
+            </wp:cNvGraphicFramePr>
+            <a:graphic>
+              <a:graphicData uri="http://schemas.openxmlformats.org/drawingml/2006/picture">
+                <pic:pic>
+                  <pic:nvPicPr>
+                    <pic:cNvPr id="0" name="fig2b_pyrazolylnucleoside methoxy_homo.png"/>
+                    <pic:cNvPicPr/>
+                  </pic:nvPicPr>
+                  <pic:blipFill>
+                    <a:blip r:embed="rId12"/>
+                    <a:stretch>
+                      <a:fillRect/>
+                    </a:stretch>
+                  </pic:blipFill>
+                  <pic:spPr>
+                    <a:xfrm>
+                      <a:off x="0" y="0"/>
+                      <a:ext cx="2651760" cy="2756387"/>
+                    </a:xfrm>
+                    <a:prstGeom prst="rect"/>
+                  </pic:spPr>
+                </pic:pic>
+              </a:graphicData>
+            </a:graphic>
+          </wp:inline>
+        </w:drawing>
+      </w:r>
+    </w:p>
+    <w:p>
+      <w:pPr>
+        <w:jc w:val="center"/>
+      </w:pPr>
+      <w:r>
+        <w:rPr>
+          <w:i/>
+          <w:color w:val="718096"/>
+          <w:sz w:val="16"/>
+        </w:rPr>
+        <w:t>pyrazolylnucleoside methoxy HOMO</w:t>
+      </w:r>
+    </w:p>
+    <w:p>
+      <w:pPr>
+        <w:jc w:val="center"/>
+      </w:pPr>
+      <w:r>
+        <w:drawing>
+          <wp:inline xmlns:a="http://schemas.openxmlformats.org/drawingml/2006/main" xmlns:pic="http://schemas.openxmlformats.org/drawingml/2006/picture">
+            <wp:extent cx="2651760" cy="2756387"/>
+            <wp:docPr id="5" name="Picture 5"/>
+            <wp:cNvGraphicFramePr>
+              <a:graphicFrameLocks noChangeAspect="1"/>
+            </wp:cNvGraphicFramePr>
+            <a:graphic>
+              <a:graphicData uri="http://schemas.openxmlformats.org/drawingml/2006/picture">
+                <pic:pic>
+                  <pic:nvPicPr>
+                    <pic:cNvPr id="0" name="fig2b_pyrazolylnucleoside fluoro_homo.png"/>
+                    <pic:cNvPicPr/>
+                  </pic:nvPicPr>
+                  <pic:blipFill>
+                    <a:blip r:embed="rId13"/>
+                    <a:stretch>
+                      <a:fillRect/>
+                    </a:stretch>
+                  </pic:blipFill>
+                  <pic:spPr>
+                    <a:xfrm>
+                      <a:off x="0" y="0"/>
+                      <a:ext cx="2651760" cy="2756387"/>
+                    </a:xfrm>
+                    <a:prstGeom prst="rect"/>
+                  </pic:spPr>
+                </pic:pic>
+              </a:graphicData>
+            </a:graphic>
+          </wp:inline>
+        </w:drawing>
+      </w:r>
+    </w:p>
+    <w:p>
+      <w:pPr>
+        <w:jc w:val="center"/>
+      </w:pPr>
+      <w:r>
+        <w:rPr>
+          <w:i/>
+          <w:color w:val="718096"/>
+          <w:sz w:val="16"/>
+        </w:rPr>
+        <w:t>pyrazolylnucleoside fluoro HOMO</w:t>
+      </w:r>
+    </w:p>
+    <w:p>
+      <w:pPr>
+        <w:jc w:val="center"/>
+      </w:pPr>
+      <w:r>
+        <w:drawing>
+          <wp:inline xmlns:a="http://schemas.openxmlformats.org/drawingml/2006/main" xmlns:pic="http://schemas.openxmlformats.org/drawingml/2006/picture">
+            <wp:extent cx="2651760" cy="2756387"/>
+            <wp:docPr id="6" name="Picture 6"/>
+            <wp:cNvGraphicFramePr>
+              <a:graphicFrameLocks noChangeAspect="1"/>
+            </wp:cNvGraphicFramePr>
+            <a:graphic>
+              <a:graphicData uri="http://schemas.openxmlformats.org/drawingml/2006/picture">
+                <pic:pic>
+                  <pic:nvPicPr>
+                    <pic:cNvPr id="0" name="fig2b_pyrazolylnucleoside chloro_homo.png"/>
+                    <pic:cNvPicPr/>
+                  </pic:nvPicPr>
+                  <pic:blipFill>
+                    <a:blip r:embed="rId14"/>
+                    <a:stretch>
+                      <a:fillRect/>
+                    </a:stretch>
+                  </pic:blipFill>
+                  <pic:spPr>
+                    <a:xfrm>
+                      <a:off x="0" y="0"/>
+                      <a:ext cx="2651760" cy="2756387"/>
+                    </a:xfrm>
+                    <a:prstGeom prst="rect"/>
+                  </pic:spPr>
+                </pic:pic>
+              </a:graphicData>
+            </a:graphic>
+          </wp:inline>
+        </w:drawing>
+      </w:r>
+    </w:p>
+    <w:p>
+      <w:pPr>
+        <w:jc w:val="center"/>
+      </w:pPr>
+      <w:r>
+        <w:rPr>
+          <w:i/>
+          <w:color w:val="718096"/>
+          <w:sz w:val="16"/>
+        </w:rPr>
+        <w:t>pyrazolylnucleoside chloro HOMO</w:t>
+      </w:r>
+    </w:p>
+    <w:p>
+      <w:pPr>
+        <w:jc w:val="center"/>
+      </w:pPr>
+      <w:r>
+        <w:drawing>
+          <wp:inline xmlns:a="http://schemas.openxmlformats.org/drawingml/2006/main" xmlns:pic="http://schemas.openxmlformats.org/drawingml/2006/picture">
+            <wp:extent cx="2651760" cy="2756387"/>
+            <wp:docPr id="7" name="Picture 7"/>
+            <wp:cNvGraphicFramePr>
+              <a:graphicFrameLocks noChangeAspect="1"/>
+            </wp:cNvGraphicFramePr>
+            <a:graphic>
+              <a:graphicData uri="http://schemas.openxmlformats.org/drawingml/2006/picture">
+                <pic:pic>
+                  <pic:nvPicPr>
+                    <pic:cNvPr id="0" name="fig2b_pyrazolylnucleoside bromo_homo.png"/>
+                    <pic:cNvPicPr/>
+                  </pic:nvPicPr>
+                  <pic:blipFill>
+                    <a:blip r:embed="rId15"/>
+                    <a:stretch>
+                      <a:fillRect/>
+                    </a:stretch>
+                  </pic:blipFill>
+                  <pic:spPr>
+                    <a:xfrm>
+                      <a:off x="0" y="0"/>
+                      <a:ext cx="2651760" cy="2756387"/>
+                    </a:xfrm>
+                    <a:prstGeom prst="rect"/>
+                  </pic:spPr>
+                </pic:pic>
+              </a:graphicData>
+            </a:graphic>
+          </wp:inline>
+        </w:drawing>
+      </w:r>
+    </w:p>
+    <w:p>
+      <w:pPr>
+        <w:jc w:val="center"/>
+      </w:pPr>
+      <w:r>
+        <w:rPr>
+          <w:i/>
+          <w:color w:val="718096"/>
+          <w:sz w:val="16"/>
+        </w:rPr>
+        <w:t>pyrazolylnucleoside bromo HOMO</w:t>
+      </w:r>
+    </w:p>
+    <w:p>
+      <w:pPr>
+        <w:jc w:val="center"/>
+      </w:pPr>
+      <w:r>
+        <w:drawing>
+          <wp:inline xmlns:a="http://schemas.openxmlformats.org/drawingml/2006/main" xmlns:pic="http://schemas.openxmlformats.org/drawingml/2006/picture">
+            <wp:extent cx="2651760" cy="2756387"/>
+            <wp:docPr id="8" name="Picture 8"/>
+            <wp:cNvGraphicFramePr>
+              <a:graphicFrameLocks noChangeAspect="1"/>
+            </wp:cNvGraphicFramePr>
+            <a:graphic>
+              <a:graphicData uri="http://schemas.openxmlformats.org/drawingml/2006/picture">
+                <pic:pic>
+                  <pic:nvPicPr>
+                    <pic:cNvPr id="0" name="fig2b_pyrazolylnucleoside methyl_lumo.png"/>
+                    <pic:cNvPicPr/>
+                  </pic:nvPicPr>
+                  <pic:blipFill>
+                    <a:blip r:embed="rId16"/>
+                    <a:stretch>
+                      <a:fillRect/>
+                    </a:stretch>
+                  </pic:blipFill>
+                  <pic:spPr>
+                    <a:xfrm>
+                      <a:off x="0" y="0"/>
+                      <a:ext cx="2651760" cy="2756387"/>
+                    </a:xfrm>
+                    <a:prstGeom prst="rect"/>
+                  </pic:spPr>
+                </pic:pic>
+              </a:graphicData>
+            </a:graphic>
+          </wp:inline>
+        </w:drawing>
+      </w:r>
+    </w:p>
+    <w:p>
+      <w:pPr>
+        <w:jc w:val="center"/>
+      </w:pPr>
+      <w:r>
+        <w:rPr>
+          <w:i/>
+          <w:color w:val="718096"/>
+          <w:sz w:val="16"/>
+        </w:rPr>
+        <w:t>pyrazolylnucleoside methyl LUMO</w:t>
+      </w:r>
+    </w:p>
+    <w:p>
+      <w:pPr>
+        <w:jc w:val="center"/>
+      </w:pPr>
+      <w:r>
+        <w:drawing>
+          <wp:inline xmlns:a="http://schemas.openxmlformats.org/drawingml/2006/main" xmlns:pic="http://schemas.openxmlformats.org/drawingml/2006/picture">
+            <wp:extent cx="2651760" cy="2756387"/>
+            <wp:docPr id="9" name="Picture 9"/>
+            <wp:cNvGraphicFramePr>
+              <a:graphicFrameLocks noChangeAspect="1"/>
+            </wp:cNvGraphicFramePr>
+            <a:graphic>
+              <a:graphicData uri="http://schemas.openxmlformats.org/drawingml/2006/picture">
+                <pic:pic>
+                  <pic:nvPicPr>
+                    <pic:cNvPr id="0" name="fig2b_pyrazolylnucleoside methoxy_lumo.png"/>
+                    <pic:cNvPicPr/>
+                  </pic:nvPicPr>
+                  <pic:blipFill>
+                    <a:blip r:embed="rId17"/>
+                    <a:stretch>
+                      <a:fillRect/>
+                    </a:stretch>
+                  </pic:blipFill>
+                  <pic:spPr>
+                    <a:xfrm>
+                      <a:off x="0" y="0"/>
+                      <a:ext cx="2651760" cy="2756387"/>
+                    </a:xfrm>
+                    <a:prstGeom prst="rect"/>
+                  </pic:spPr>
+                </pic:pic>
+              </a:graphicData>
+            </a:graphic>
+          </wp:inline>
+        </w:drawing>
+      </w:r>
+    </w:p>
+    <w:p>
+      <w:pPr>
+        <w:jc w:val="center"/>
+      </w:pPr>
+      <w:r>
+        <w:rPr>
+          <w:i/>
+          <w:color w:val="718096"/>
+          <w:sz w:val="16"/>
+        </w:rPr>
+        <w:t>pyrazolylnucleoside methoxy LUMO</w:t>
+      </w:r>
+    </w:p>
+    <w:p>
+      <w:pPr>
+        <w:jc w:val="center"/>
+      </w:pPr>
+      <w:r>
+        <w:drawing>
+          <wp:inline xmlns:a="http://schemas.openxmlformats.org/drawingml/2006/main" xmlns:pic="http://schemas.openxmlformats.org/drawingml/2006/picture">
+            <wp:extent cx="2651760" cy="2756387"/>
+            <wp:docPr id="10" name="Picture 10"/>
+            <wp:cNvGraphicFramePr>
+              <a:graphicFrameLocks noChangeAspect="1"/>
+            </wp:cNvGraphicFramePr>
+            <a:graphic>
+              <a:graphicData uri="http://schemas.openxmlformats.org/drawingml/2006/picture">
+                <pic:pic>
+                  <pic:nvPicPr>
+                    <pic:cNvPr id="0" name="fig2b_pyrazolylnucleoside fluoro_lumo.png"/>
+                    <pic:cNvPicPr/>
+                  </pic:nvPicPr>
+                  <pic:blipFill>
+                    <a:blip r:embed="rId18"/>
+                    <a:stretch>
+                      <a:fillRect/>
+                    </a:stretch>
+                  </pic:blipFill>
+                  <pic:spPr>
+                    <a:xfrm>
+                      <a:off x="0" y="0"/>
+                      <a:ext cx="2651760" cy="2756387"/>
+                    </a:xfrm>
+                    <a:prstGeom prst="rect"/>
+                  </pic:spPr>
+                </pic:pic>
+              </a:graphicData>
+            </a:graphic>
+          </wp:inline>
+        </w:drawing>
+      </w:r>
+    </w:p>
+    <w:p>
+      <w:pPr>
+        <w:jc w:val="center"/>
+      </w:pPr>
+      <w:r>
+        <w:rPr>
+          <w:i/>
+          <w:color w:val="718096"/>
+          <w:sz w:val="16"/>
+        </w:rPr>
+        <w:t>pyrazolylnucleoside fluoro LUMO</w:t>
+      </w:r>
+    </w:p>
+    <w:p>
+      <w:pPr>
+        <w:jc w:val="center"/>
+      </w:pPr>
+      <w:r>
+        <w:drawing>
+          <wp:inline xmlns:a="http://schemas.openxmlformats.org/drawingml/2006/main" xmlns:pic="http://schemas.openxmlformats.org/drawingml/2006/picture">
+            <wp:extent cx="2651760" cy="2756387"/>
+            <wp:docPr id="11" name="Picture 11"/>
+            <wp:cNvGraphicFramePr>
+              <a:graphicFrameLocks noChangeAspect="1"/>
+            </wp:cNvGraphicFramePr>
+            <a:graphic>
+              <a:graphicData uri="http://schemas.openxmlformats.org/drawingml/2006/picture">
+                <pic:pic>
+                  <pic:nvPicPr>
+                    <pic:cNvPr id="0" name="fig2b_pyrazolylnucleoside chloro_lumo.png"/>
+                    <pic:cNvPicPr/>
+                  </pic:nvPicPr>
+                  <pic:blipFill>
+                    <a:blip r:embed="rId19"/>
+                    <a:stretch>
+                      <a:fillRect/>
+                    </a:stretch>
+                  </pic:blipFill>
+                  <pic:spPr>
+                    <a:xfrm>
+                      <a:off x="0" y="0"/>
+                      <a:ext cx="2651760" cy="2756387"/>
+                    </a:xfrm>
+                    <a:prstGeom prst="rect"/>
+                  </pic:spPr>
+                </pic:pic>
+              </a:graphicData>
+            </a:graphic>
+          </wp:inline>
+        </w:drawing>
+      </w:r>
+    </w:p>
+    <w:p>
+      <w:pPr>
+        <w:jc w:val="center"/>
+      </w:pPr>
+      <w:r>
+        <w:rPr>
+          <w:i/>
+          <w:color w:val="718096"/>
+          <w:sz w:val="16"/>
+        </w:rPr>
+        <w:t>pyrazolylnucleoside chloro LUMO</w:t>
+      </w:r>
+    </w:p>
+    <w:p>
+      <w:pPr>
+        <w:jc w:val="center"/>
+      </w:pPr>
+      <w:r>
+        <w:drawing>
+          <wp:inline xmlns:a="http://schemas.openxmlformats.org/drawingml/2006/main" xmlns:pic="http://schemas.openxmlformats.org/drawingml/2006/picture">
+            <wp:extent cx="2651760" cy="2756387"/>
+            <wp:docPr id="12" name="Picture 12"/>
+            <wp:cNvGraphicFramePr>
+              <a:graphicFrameLocks noChangeAspect="1"/>
+            </wp:cNvGraphicFramePr>
+            <a:graphic>
+              <a:graphicData uri="http://schemas.openxmlformats.org/drawingml/2006/picture">
+                <pic:pic>
+                  <pic:nvPicPr>
+                    <pic:cNvPr id="0" name="fig2b_pyrazolylnucleoside bromo_lumo.png"/>
+                    <pic:cNvPicPr/>
+                  </pic:nvPicPr>
+                  <pic:blipFill>
+                    <a:blip r:embed="rId20"/>
+                    <a:stretch>
+                      <a:fillRect/>
+                    </a:stretch>
+                  </pic:blipFill>
+                  <pic:spPr>
+                    <a:xfrm>
+                      <a:off x="0" y="0"/>
+                      <a:ext cx="2651760" cy="2756387"/>
+                    </a:xfrm>
+                    <a:prstGeom prst="rect"/>
+                  </pic:spPr>
+                </pic:pic>
+              </a:graphicData>
+            </a:graphic>
+          </wp:inline>
+        </w:drawing>
+      </w:r>
+    </w:p>
+    <w:p>
+      <w:pPr>
+        <w:jc w:val="center"/>
+      </w:pPr>
+      <w:r>
+        <w:rPr>
+          <w:i/>
+          <w:color w:val="718096"/>
+          <w:sz w:val="16"/>
+        </w:rPr>
+        <w:t>pyrazolylnucleoside bromo LUMO</w:t>
+      </w:r>
+    </w:p>
+    <w:p>
+      <w:pPr>
+        <w:jc w:val="center"/>
+      </w:pPr>
+      <w:r>
+        <w:drawing>
+          <wp:inline xmlns:a="http://schemas.openxmlformats.org/drawingml/2006/main" xmlns:pic="http://schemas.openxmlformats.org/drawingml/2006/picture">
             <wp:extent cx="5212080" cy="1451360"/>
-            <wp:docPr id="3" name="Picture 3"/>
+            <wp:docPr id="13" name="Picture 13"/>
             <wp:cNvGraphicFramePr>
               <a:graphicFrameLocks noChangeAspect="1"/>
             </wp:cNvGraphicFramePr>
@@ -1090,7 +1610,7 @@
                     <pic:cNvPicPr/>
                   </pic:nvPicPr>
                   <pic:blipFill>
-                    <a:blip r:embed="rId11"/>
+                    <a:blip r:embed="rId21"/>
                     <a:stretch>
                       <a:fillRect/>
                     </a:stretch>
@@ -1130,7 +1650,7 @@
         <w:drawing>
           <wp:inline xmlns:a="http://schemas.openxmlformats.org/drawingml/2006/main" xmlns:pic="http://schemas.openxmlformats.org/drawingml/2006/picture">
             <wp:extent cx="5212080" cy="2098278"/>
-            <wp:docPr id="4" name="Picture 4"/>
+            <wp:docPr id="14" name="Picture 14"/>
             <wp:cNvGraphicFramePr>
               <a:graphicFrameLocks noChangeAspect="1"/>
             </wp:cNvGraphicFramePr>
@@ -1142,7 +1662,7 @@
                     <pic:cNvPicPr/>
                   </pic:nvPicPr>
                   <pic:blipFill>
-                    <a:blip r:embed="rId12"/>
+                    <a:blip r:embed="rId22"/>
                     <a:stretch>
                       <a:fillRect/>
                     </a:stretch>
@@ -4462,11 +4982,611 @@
       </w:r>
     </w:p>
     <w:p>
+      <w:r>
+        <w:rPr>
+          <w:b/>
+          <w:sz w:val="20"/>
+        </w:rPr>
+        <w:t>pyrazolylnucleoside methyl</w:t>
+      </w:r>
+      <w:r>
+        <w:rPr>
+          <w:b w:val="0"/>
+          <w:sz w:val="20"/>
+        </w:rPr>
+        <w:t>: O3 (f⁻=0.039), O22 (f⁻=0.002), O0 (f⁻=0.001)</w:t>
+      </w:r>
+    </w:p>
+    <w:p>
+      <w:r>
+        <w:rPr>
+          <w:b/>
+          <w:sz w:val="20"/>
+        </w:rPr>
+        <w:t>pyrazolylnucleoside methoxy</w:t>
+      </w:r>
+      <w:r>
+        <w:rPr>
+          <w:b w:val="0"/>
+          <w:sz w:val="20"/>
+        </w:rPr>
+        <w:t>: O17 (f⁻=0.188), O3 (f⁻=0.009), O23 (f⁻=0.005)</w:t>
+      </w:r>
+    </w:p>
+    <w:p>
+      <w:r>
+        <w:rPr>
+          <w:b/>
+          <w:sz w:val="20"/>
+        </w:rPr>
+        <w:t>pyrazolylnucleoside fluoro</w:t>
+      </w:r>
+      <w:r>
+        <w:rPr>
+          <w:b w:val="0"/>
+          <w:sz w:val="20"/>
+        </w:rPr>
+        <w:t>: O3 (f⁻=0.001), O22 (f⁻=0.000), O0 (f⁻=0.000)</w:t>
+      </w:r>
+    </w:p>
+    <w:p>
+      <w:r>
+        <w:rPr>
+          <w:b/>
+          <w:sz w:val="20"/>
+        </w:rPr>
+        <w:t>pyrazolylnucleoside chloro</w:t>
+      </w:r>
+      <w:r>
+        <w:rPr>
+          <w:b w:val="0"/>
+          <w:sz w:val="20"/>
+        </w:rPr>
+        <w:t>: O3 (f⁻=0.011), O22 (f⁻=0.003), O0 (f⁻=0.001)</w:t>
+      </w:r>
+    </w:p>
+    <w:p>
+      <w:r>
+        <w:rPr>
+          <w:b/>
+          <w:sz w:val="20"/>
+        </w:rPr>
+        <w:t>pyrazolylnucleoside bromo</w:t>
+      </w:r>
+      <w:r>
+        <w:rPr>
+          <w:b w:val="0"/>
+          <w:sz w:val="20"/>
+        </w:rPr>
+        <w:t>: O3 (f⁻=0.009), O22 (f⁻=0.003), O0 (f⁻=0.001)</w:t>
+      </w:r>
+    </w:p>
+    <w:p>
+      <w:pPr>
+        <w:jc w:val="center"/>
+      </w:pPr>
+      <w:r>
+        <w:drawing>
+          <wp:inline xmlns:a="http://schemas.openxmlformats.org/drawingml/2006/main" xmlns:pic="http://schemas.openxmlformats.org/drawingml/2006/picture">
+            <wp:extent cx="5212080" cy="2018957"/>
+            <wp:docPr id="15" name="Picture 15"/>
+            <wp:cNvGraphicFramePr>
+              <a:graphicFrameLocks noChangeAspect="1"/>
+            </wp:cNvGraphicFramePr>
+            <a:graphic>
+              <a:graphicData uri="http://schemas.openxmlformats.org/drawingml/2006/picture">
+                <pic:pic>
+                  <pic:nvPicPr>
+                    <pic:cNvPr id="0" name="fig4_pyrazolylnucleoside methyl_fukui.png"/>
+                    <pic:cNvPicPr/>
+                  </pic:nvPicPr>
+                  <pic:blipFill>
+                    <a:blip r:embed="rId23"/>
+                    <a:stretch>
+                      <a:fillRect/>
+                    </a:stretch>
+                  </pic:blipFill>
+                  <pic:spPr>
+                    <a:xfrm>
+                      <a:off x="0" y="0"/>
+                      <a:ext cx="5212080" cy="2018957"/>
+                    </a:xfrm>
+                    <a:prstGeom prst="rect"/>
+                  </pic:spPr>
+                </pic:pic>
+              </a:graphicData>
+            </a:graphic>
+          </wp:inline>
+        </w:drawing>
+      </w:r>
+    </w:p>
+    <w:p>
+      <w:pPr>
+        <w:jc w:val="center"/>
+      </w:pPr>
+      <w:r>
+        <w:rPr>
+          <w:i/>
+          <w:color w:val="718096"/>
+          <w:sz w:val="16"/>
+        </w:rPr>
+        <w:t>pyrazolylnucleoside methyl — condensed Fukui</w:t>
+      </w:r>
+    </w:p>
+    <w:p>
+      <w:pPr>
+        <w:jc w:val="center"/>
+      </w:pPr>
+      <w:r>
+        <w:drawing>
+          <wp:inline xmlns:a="http://schemas.openxmlformats.org/drawingml/2006/main" xmlns:pic="http://schemas.openxmlformats.org/drawingml/2006/picture">
+            <wp:extent cx="5212080" cy="2018957"/>
+            <wp:docPr id="16" name="Picture 16"/>
+            <wp:cNvGraphicFramePr>
+              <a:graphicFrameLocks noChangeAspect="1"/>
+            </wp:cNvGraphicFramePr>
+            <a:graphic>
+              <a:graphicData uri="http://schemas.openxmlformats.org/drawingml/2006/picture">
+                <pic:pic>
+                  <pic:nvPicPr>
+                    <pic:cNvPr id="0" name="fig4_pyrazolylnucleoside methoxy_fukui.png"/>
+                    <pic:cNvPicPr/>
+                  </pic:nvPicPr>
+                  <pic:blipFill>
+                    <a:blip r:embed="rId24"/>
+                    <a:stretch>
+                      <a:fillRect/>
+                    </a:stretch>
+                  </pic:blipFill>
+                  <pic:spPr>
+                    <a:xfrm>
+                      <a:off x="0" y="0"/>
+                      <a:ext cx="5212080" cy="2018957"/>
+                    </a:xfrm>
+                    <a:prstGeom prst="rect"/>
+                  </pic:spPr>
+                </pic:pic>
+              </a:graphicData>
+            </a:graphic>
+          </wp:inline>
+        </w:drawing>
+      </w:r>
+    </w:p>
+    <w:p>
+      <w:pPr>
+        <w:jc w:val="center"/>
+      </w:pPr>
+      <w:r>
+        <w:rPr>
+          <w:i/>
+          <w:color w:val="718096"/>
+          <w:sz w:val="16"/>
+        </w:rPr>
+        <w:t>pyrazolylnucleoside methoxy — condensed Fukui</w:t>
+      </w:r>
+    </w:p>
+    <w:p>
+      <w:pPr>
+        <w:jc w:val="center"/>
+      </w:pPr>
+      <w:r>
+        <w:drawing>
+          <wp:inline xmlns:a="http://schemas.openxmlformats.org/drawingml/2006/main" xmlns:pic="http://schemas.openxmlformats.org/drawingml/2006/picture">
+            <wp:extent cx="5212080" cy="2018957"/>
+            <wp:docPr id="17" name="Picture 17"/>
+            <wp:cNvGraphicFramePr>
+              <a:graphicFrameLocks noChangeAspect="1"/>
+            </wp:cNvGraphicFramePr>
+            <a:graphic>
+              <a:graphicData uri="http://schemas.openxmlformats.org/drawingml/2006/picture">
+                <pic:pic>
+                  <pic:nvPicPr>
+                    <pic:cNvPr id="0" name="fig4_pyrazolylnucleoside fluoro_fukui.png"/>
+                    <pic:cNvPicPr/>
+                  </pic:nvPicPr>
+                  <pic:blipFill>
+                    <a:blip r:embed="rId25"/>
+                    <a:stretch>
+                      <a:fillRect/>
+                    </a:stretch>
+                  </pic:blipFill>
+                  <pic:spPr>
+                    <a:xfrm>
+                      <a:off x="0" y="0"/>
+                      <a:ext cx="5212080" cy="2018957"/>
+                    </a:xfrm>
+                    <a:prstGeom prst="rect"/>
+                  </pic:spPr>
+                </pic:pic>
+              </a:graphicData>
+            </a:graphic>
+          </wp:inline>
+        </w:drawing>
+      </w:r>
+    </w:p>
+    <w:p>
+      <w:pPr>
+        <w:jc w:val="center"/>
+      </w:pPr>
+      <w:r>
+        <w:rPr>
+          <w:i/>
+          <w:color w:val="718096"/>
+          <w:sz w:val="16"/>
+        </w:rPr>
+        <w:t>pyrazolylnucleoside fluoro — condensed Fukui</w:t>
+      </w:r>
+    </w:p>
+    <w:p>
+      <w:pPr>
+        <w:jc w:val="center"/>
+      </w:pPr>
+      <w:r>
+        <w:drawing>
+          <wp:inline xmlns:a="http://schemas.openxmlformats.org/drawingml/2006/main" xmlns:pic="http://schemas.openxmlformats.org/drawingml/2006/picture">
+            <wp:extent cx="5212080" cy="2015906"/>
+            <wp:docPr id="18" name="Picture 18"/>
+            <wp:cNvGraphicFramePr>
+              <a:graphicFrameLocks noChangeAspect="1"/>
+            </wp:cNvGraphicFramePr>
+            <a:graphic>
+              <a:graphicData uri="http://schemas.openxmlformats.org/drawingml/2006/picture">
+                <pic:pic>
+                  <pic:nvPicPr>
+                    <pic:cNvPr id="0" name="fig4_pyrazolylnucleoside chloro_fukui.png"/>
+                    <pic:cNvPicPr/>
+                  </pic:nvPicPr>
+                  <pic:blipFill>
+                    <a:blip r:embed="rId26"/>
+                    <a:stretch>
+                      <a:fillRect/>
+                    </a:stretch>
+                  </pic:blipFill>
+                  <pic:spPr>
+                    <a:xfrm>
+                      <a:off x="0" y="0"/>
+                      <a:ext cx="5212080" cy="2015906"/>
+                    </a:xfrm>
+                    <a:prstGeom prst="rect"/>
+                  </pic:spPr>
+                </pic:pic>
+              </a:graphicData>
+            </a:graphic>
+          </wp:inline>
+        </w:drawing>
+      </w:r>
+    </w:p>
+    <w:p>
+      <w:pPr>
+        <w:jc w:val="center"/>
+      </w:pPr>
+      <w:r>
+        <w:rPr>
+          <w:i/>
+          <w:color w:val="718096"/>
+          <w:sz w:val="16"/>
+        </w:rPr>
+        <w:t>pyrazolylnucleoside chloro — condensed Fukui</w:t>
+      </w:r>
+    </w:p>
+    <w:p>
+      <w:pPr>
+        <w:jc w:val="center"/>
+      </w:pPr>
+      <w:r>
+        <w:drawing>
+          <wp:inline xmlns:a="http://schemas.openxmlformats.org/drawingml/2006/main" xmlns:pic="http://schemas.openxmlformats.org/drawingml/2006/picture">
+            <wp:extent cx="5212080" cy="2015906"/>
+            <wp:docPr id="19" name="Picture 19"/>
+            <wp:cNvGraphicFramePr>
+              <a:graphicFrameLocks noChangeAspect="1"/>
+            </wp:cNvGraphicFramePr>
+            <a:graphic>
+              <a:graphicData uri="http://schemas.openxmlformats.org/drawingml/2006/picture">
+                <pic:pic>
+                  <pic:nvPicPr>
+                    <pic:cNvPr id="0" name="fig4_pyrazolylnucleoside bromo_fukui.png"/>
+                    <pic:cNvPicPr/>
+                  </pic:nvPicPr>
+                  <pic:blipFill>
+                    <a:blip r:embed="rId27"/>
+                    <a:stretch>
+                      <a:fillRect/>
+                    </a:stretch>
+                  </pic:blipFill>
+                  <pic:spPr>
+                    <a:xfrm>
+                      <a:off x="0" y="0"/>
+                      <a:ext cx="5212080" cy="2015906"/>
+                    </a:xfrm>
+                    <a:prstGeom prst="rect"/>
+                  </pic:spPr>
+                </pic:pic>
+              </a:graphicData>
+            </a:graphic>
+          </wp:inline>
+        </w:drawing>
+      </w:r>
+    </w:p>
+    <w:p>
+      <w:pPr>
+        <w:jc w:val="center"/>
+      </w:pPr>
+      <w:r>
+        <w:rPr>
+          <w:i/>
+          <w:color w:val="718096"/>
+          <w:sz w:val="16"/>
+        </w:rPr>
+        <w:t>pyrazolylnucleoside bromo — condensed Fukui</w:t>
+      </w:r>
+    </w:p>
+    <w:p>
       <w:pPr>
         <w:pStyle w:val="Heading2"/>
       </w:pPr>
       <w:r>
         <w:t>3.6 Electrostatic-potential (ESP) map</w:t>
+      </w:r>
+    </w:p>
+    <w:p>
+      <w:pPr>
+        <w:jc w:val="center"/>
+      </w:pPr>
+      <w:r>
+        <w:drawing>
+          <wp:inline xmlns:a="http://schemas.openxmlformats.org/drawingml/2006/main" xmlns:pic="http://schemas.openxmlformats.org/drawingml/2006/picture">
+            <wp:extent cx="2651760" cy="2348964"/>
+            <wp:docPr id="20" name="Picture 20"/>
+            <wp:cNvGraphicFramePr>
+              <a:graphicFrameLocks noChangeAspect="1"/>
+            </wp:cNvGraphicFramePr>
+            <a:graphic>
+              <a:graphicData uri="http://schemas.openxmlformats.org/drawingml/2006/picture">
+                <pic:pic>
+                  <pic:nvPicPr>
+                    <pic:cNvPr id="0" name="fig7_pyrazolylnucleoside methyl_esp.png"/>
+                    <pic:cNvPicPr/>
+                  </pic:nvPicPr>
+                  <pic:blipFill>
+                    <a:blip r:embed="rId28"/>
+                    <a:stretch>
+                      <a:fillRect/>
+                    </a:stretch>
+                  </pic:blipFill>
+                  <pic:spPr>
+                    <a:xfrm>
+                      <a:off x="0" y="0"/>
+                      <a:ext cx="2651760" cy="2348964"/>
+                    </a:xfrm>
+                    <a:prstGeom prst="rect"/>
+                  </pic:spPr>
+                </pic:pic>
+              </a:graphicData>
+            </a:graphic>
+          </wp:inline>
+        </w:drawing>
+      </w:r>
+    </w:p>
+    <w:p>
+      <w:pPr>
+        <w:jc w:val="center"/>
+      </w:pPr>
+      <w:r>
+        <w:rPr>
+          <w:i/>
+          <w:color w:val="718096"/>
+          <w:sz w:val="16"/>
+        </w:rPr>
+        <w:t>pyrazolylnucleoside methyl — ESP map</w:t>
+      </w:r>
+    </w:p>
+    <w:p>
+      <w:pPr>
+        <w:jc w:val="center"/>
+      </w:pPr>
+      <w:r>
+        <w:drawing>
+          <wp:inline xmlns:a="http://schemas.openxmlformats.org/drawingml/2006/main" xmlns:pic="http://schemas.openxmlformats.org/drawingml/2006/picture">
+            <wp:extent cx="2651760" cy="2348964"/>
+            <wp:docPr id="21" name="Picture 21"/>
+            <wp:cNvGraphicFramePr>
+              <a:graphicFrameLocks noChangeAspect="1"/>
+            </wp:cNvGraphicFramePr>
+            <a:graphic>
+              <a:graphicData uri="http://schemas.openxmlformats.org/drawingml/2006/picture">
+                <pic:pic>
+                  <pic:nvPicPr>
+                    <pic:cNvPr id="0" name="fig7_pyrazolylnucleoside methoxy_esp.png"/>
+                    <pic:cNvPicPr/>
+                  </pic:nvPicPr>
+                  <pic:blipFill>
+                    <a:blip r:embed="rId29"/>
+                    <a:stretch>
+                      <a:fillRect/>
+                    </a:stretch>
+                  </pic:blipFill>
+                  <pic:spPr>
+                    <a:xfrm>
+                      <a:off x="0" y="0"/>
+                      <a:ext cx="2651760" cy="2348964"/>
+                    </a:xfrm>
+                    <a:prstGeom prst="rect"/>
+                  </pic:spPr>
+                </pic:pic>
+              </a:graphicData>
+            </a:graphic>
+          </wp:inline>
+        </w:drawing>
+      </w:r>
+    </w:p>
+    <w:p>
+      <w:pPr>
+        <w:jc w:val="center"/>
+      </w:pPr>
+      <w:r>
+        <w:rPr>
+          <w:i/>
+          <w:color w:val="718096"/>
+          <w:sz w:val="16"/>
+        </w:rPr>
+        <w:t>pyrazolylnucleoside methoxy — ESP map</w:t>
+      </w:r>
+    </w:p>
+    <w:p>
+      <w:pPr>
+        <w:jc w:val="center"/>
+      </w:pPr>
+      <w:r>
+        <w:drawing>
+          <wp:inline xmlns:a="http://schemas.openxmlformats.org/drawingml/2006/main" xmlns:pic="http://schemas.openxmlformats.org/drawingml/2006/picture">
+            <wp:extent cx="2651760" cy="2348964"/>
+            <wp:docPr id="22" name="Picture 22"/>
+            <wp:cNvGraphicFramePr>
+              <a:graphicFrameLocks noChangeAspect="1"/>
+            </wp:cNvGraphicFramePr>
+            <a:graphic>
+              <a:graphicData uri="http://schemas.openxmlformats.org/drawingml/2006/picture">
+                <pic:pic>
+                  <pic:nvPicPr>
+                    <pic:cNvPr id="0" name="fig7_pyrazolylnucleoside fluoro_esp.png"/>
+                    <pic:cNvPicPr/>
+                  </pic:nvPicPr>
+                  <pic:blipFill>
+                    <a:blip r:embed="rId30"/>
+                    <a:stretch>
+                      <a:fillRect/>
+                    </a:stretch>
+                  </pic:blipFill>
+                  <pic:spPr>
+                    <a:xfrm>
+                      <a:off x="0" y="0"/>
+                      <a:ext cx="2651760" cy="2348964"/>
+                    </a:xfrm>
+                    <a:prstGeom prst="rect"/>
+                  </pic:spPr>
+                </pic:pic>
+              </a:graphicData>
+            </a:graphic>
+          </wp:inline>
+        </w:drawing>
+      </w:r>
+    </w:p>
+    <w:p>
+      <w:pPr>
+        <w:jc w:val="center"/>
+      </w:pPr>
+      <w:r>
+        <w:rPr>
+          <w:i/>
+          <w:color w:val="718096"/>
+          <w:sz w:val="16"/>
+        </w:rPr>
+        <w:t>pyrazolylnucleoside fluoro — ESP map</w:t>
+      </w:r>
+    </w:p>
+    <w:p>
+      <w:pPr>
+        <w:jc w:val="center"/>
+      </w:pPr>
+      <w:r>
+        <w:drawing>
+          <wp:inline xmlns:a="http://schemas.openxmlformats.org/drawingml/2006/main" xmlns:pic="http://schemas.openxmlformats.org/drawingml/2006/picture">
+            <wp:extent cx="2651760" cy="2348964"/>
+            <wp:docPr id="23" name="Picture 23"/>
+            <wp:cNvGraphicFramePr>
+              <a:graphicFrameLocks noChangeAspect="1"/>
+            </wp:cNvGraphicFramePr>
+            <a:graphic>
+              <a:graphicData uri="http://schemas.openxmlformats.org/drawingml/2006/picture">
+                <pic:pic>
+                  <pic:nvPicPr>
+                    <pic:cNvPr id="0" name="fig7_pyrazolylnucleoside chloro_esp.png"/>
+                    <pic:cNvPicPr/>
+                  </pic:nvPicPr>
+                  <pic:blipFill>
+                    <a:blip r:embed="rId31"/>
+                    <a:stretch>
+                      <a:fillRect/>
+                    </a:stretch>
+                  </pic:blipFill>
+                  <pic:spPr>
+                    <a:xfrm>
+                      <a:off x="0" y="0"/>
+                      <a:ext cx="2651760" cy="2348964"/>
+                    </a:xfrm>
+                    <a:prstGeom prst="rect"/>
+                  </pic:spPr>
+                </pic:pic>
+              </a:graphicData>
+            </a:graphic>
+          </wp:inline>
+        </w:drawing>
+      </w:r>
+    </w:p>
+    <w:p>
+      <w:pPr>
+        <w:jc w:val="center"/>
+      </w:pPr>
+      <w:r>
+        <w:rPr>
+          <w:i/>
+          <w:color w:val="718096"/>
+          <w:sz w:val="16"/>
+        </w:rPr>
+        <w:t>pyrazolylnucleoside chloro — ESP map</w:t>
+      </w:r>
+    </w:p>
+    <w:p>
+      <w:pPr>
+        <w:jc w:val="center"/>
+      </w:pPr>
+      <w:r>
+        <w:drawing>
+          <wp:inline xmlns:a="http://schemas.openxmlformats.org/drawingml/2006/main" xmlns:pic="http://schemas.openxmlformats.org/drawingml/2006/picture">
+            <wp:extent cx="2651760" cy="2348964"/>
+            <wp:docPr id="24" name="Picture 24"/>
+            <wp:cNvGraphicFramePr>
+              <a:graphicFrameLocks noChangeAspect="1"/>
+            </wp:cNvGraphicFramePr>
+            <a:graphic>
+              <a:graphicData uri="http://schemas.openxmlformats.org/drawingml/2006/picture">
+                <pic:pic>
+                  <pic:nvPicPr>
+                    <pic:cNvPr id="0" name="fig7_pyrazolylnucleoside bromo_esp.png"/>
+                    <pic:cNvPicPr/>
+                  </pic:nvPicPr>
+                  <pic:blipFill>
+                    <a:blip r:embed="rId32"/>
+                    <a:stretch>
+                      <a:fillRect/>
+                    </a:stretch>
+                  </pic:blipFill>
+                  <pic:spPr>
+                    <a:xfrm>
+                      <a:off x="0" y="0"/>
+                      <a:ext cx="2651760" cy="2348964"/>
+                    </a:xfrm>
+                    <a:prstGeom prst="rect"/>
+                  </pic:spPr>
+                </pic:pic>
+              </a:graphicData>
+            </a:graphic>
+          </wp:inline>
+        </w:drawing>
+      </w:r>
+    </w:p>
+    <w:p>
+      <w:pPr>
+        <w:jc w:val="center"/>
+      </w:pPr>
+      <w:r>
+        <w:rPr>
+          <w:i/>
+          <w:color w:val="718096"/>
+          <w:sz w:val="16"/>
+        </w:rPr>
+        <w:t>pyrazolylnucleoside bromo — ESP map</w:t>
       </w:r>
     </w:p>
     <w:p>
@@ -4485,7 +5605,7 @@
         <w:drawing>
           <wp:inline xmlns:a="http://schemas.openxmlformats.org/drawingml/2006/main" xmlns:pic="http://schemas.openxmlformats.org/drawingml/2006/picture">
             <wp:extent cx="5212080" cy="2580820"/>
-            <wp:docPr id="5" name="Picture 5"/>
+            <wp:docPr id="25" name="Picture 25"/>
             <wp:cNvGraphicFramePr>
               <a:graphicFrameLocks noChangeAspect="1"/>
             </wp:cNvGraphicFramePr>
@@ -4497,7 +5617,7 @@
                     <pic:cNvPicPr/>
                   </pic:nvPicPr>
                   <pic:blipFill>
-                    <a:blip r:embed="rId13"/>
+                    <a:blip r:embed="rId33"/>
                     <a:stretch>
                       <a:fillRect/>
                     </a:stretch>
@@ -4537,7 +5657,7 @@
         <w:drawing>
           <wp:inline xmlns:a="http://schemas.openxmlformats.org/drawingml/2006/main" xmlns:pic="http://schemas.openxmlformats.org/drawingml/2006/picture">
             <wp:extent cx="5212080" cy="2580820"/>
-            <wp:docPr id="6" name="Picture 6"/>
+            <wp:docPr id="26" name="Picture 26"/>
             <wp:cNvGraphicFramePr>
               <a:graphicFrameLocks noChangeAspect="1"/>
             </wp:cNvGraphicFramePr>
@@ -4549,7 +5669,7 @@
                     <pic:cNvPicPr/>
                   </pic:nvPicPr>
                   <pic:blipFill>
-                    <a:blip r:embed="rId14"/>
+                    <a:blip r:embed="rId34"/>
                     <a:stretch>
                       <a:fillRect/>
                     </a:stretch>
@@ -4589,7 +5709,7 @@
         <w:drawing>
           <wp:inline xmlns:a="http://schemas.openxmlformats.org/drawingml/2006/main" xmlns:pic="http://schemas.openxmlformats.org/drawingml/2006/picture">
             <wp:extent cx="5212080" cy="2580820"/>
-            <wp:docPr id="7" name="Picture 7"/>
+            <wp:docPr id="27" name="Picture 27"/>
             <wp:cNvGraphicFramePr>
               <a:graphicFrameLocks noChangeAspect="1"/>
             </wp:cNvGraphicFramePr>
@@ -4601,7 +5721,7 @@
                     <pic:cNvPicPr/>
                   </pic:nvPicPr>
                   <pic:blipFill>
-                    <a:blip r:embed="rId15"/>
+                    <a:blip r:embed="rId35"/>
                     <a:stretch>
                       <a:fillRect/>
                     </a:stretch>
@@ -4641,7 +5761,7 @@
         <w:drawing>
           <wp:inline xmlns:a="http://schemas.openxmlformats.org/drawingml/2006/main" xmlns:pic="http://schemas.openxmlformats.org/drawingml/2006/picture">
             <wp:extent cx="5212080" cy="2580820"/>
-            <wp:docPr id="8" name="Picture 8"/>
+            <wp:docPr id="28" name="Picture 28"/>
             <wp:cNvGraphicFramePr>
               <a:graphicFrameLocks noChangeAspect="1"/>
             </wp:cNvGraphicFramePr>
@@ -4653,7 +5773,7 @@
                     <pic:cNvPicPr/>
                   </pic:nvPicPr>
                   <pic:blipFill>
-                    <a:blip r:embed="rId16"/>
+                    <a:blip r:embed="rId36"/>
                     <a:stretch>
                       <a:fillRect/>
                     </a:stretch>
@@ -4693,7 +5813,7 @@
         <w:drawing>
           <wp:inline xmlns:a="http://schemas.openxmlformats.org/drawingml/2006/main" xmlns:pic="http://schemas.openxmlformats.org/drawingml/2006/picture">
             <wp:extent cx="5212080" cy="2580820"/>
-            <wp:docPr id="9" name="Picture 9"/>
+            <wp:docPr id="29" name="Picture 29"/>
             <wp:cNvGraphicFramePr>
               <a:graphicFrameLocks noChangeAspect="1"/>
             </wp:cNvGraphicFramePr>
@@ -4705,7 +5825,7 @@
                     <pic:cNvPicPr/>
                   </pic:nvPicPr>
                   <pic:blipFill>
-                    <a:blip r:embed="rId17"/>
+                    <a:blip r:embed="rId37"/>
                     <a:stretch>
                       <a:fillRect/>
                     </a:stretch>
@@ -4745,7 +5865,7 @@
         <w:drawing>
           <wp:inline xmlns:a="http://schemas.openxmlformats.org/drawingml/2006/main" xmlns:pic="http://schemas.openxmlformats.org/drawingml/2006/picture">
             <wp:extent cx="5212080" cy="2716362"/>
-            <wp:docPr id="10" name="Picture 10"/>
+            <wp:docPr id="30" name="Picture 30"/>
             <wp:cNvGraphicFramePr>
               <a:graphicFrameLocks noChangeAspect="1"/>
             </wp:cNvGraphicFramePr>
@@ -4757,7 +5877,7 @@
                     <pic:cNvPicPr/>
                   </pic:nvPicPr>
                   <pic:blipFill>
-                    <a:blip r:embed="rId18"/>
+                    <a:blip r:embed="rId38"/>
                     <a:stretch>
                       <a:fillRect/>
                     </a:stretch>
@@ -4797,7 +5917,7 @@
         <w:drawing>
           <wp:inline xmlns:a="http://schemas.openxmlformats.org/drawingml/2006/main" xmlns:pic="http://schemas.openxmlformats.org/drawingml/2006/picture">
             <wp:extent cx="5212080" cy="2716362"/>
-            <wp:docPr id="11" name="Picture 11"/>
+            <wp:docPr id="31" name="Picture 31"/>
             <wp:cNvGraphicFramePr>
               <a:graphicFrameLocks noChangeAspect="1"/>
             </wp:cNvGraphicFramePr>
@@ -4809,7 +5929,7 @@
                     <pic:cNvPicPr/>
                   </pic:nvPicPr>
                   <pic:blipFill>
-                    <a:blip r:embed="rId19"/>
+                    <a:blip r:embed="rId39"/>
                     <a:stretch>
                       <a:fillRect/>
                     </a:stretch>
@@ -4849,7 +5969,7 @@
         <w:drawing>
           <wp:inline xmlns:a="http://schemas.openxmlformats.org/drawingml/2006/main" xmlns:pic="http://schemas.openxmlformats.org/drawingml/2006/picture">
             <wp:extent cx="5212080" cy="2716362"/>
-            <wp:docPr id="12" name="Picture 12"/>
+            <wp:docPr id="32" name="Picture 32"/>
             <wp:cNvGraphicFramePr>
               <a:graphicFrameLocks noChangeAspect="1"/>
             </wp:cNvGraphicFramePr>
@@ -4861,7 +5981,7 @@
                     <pic:cNvPicPr/>
                   </pic:nvPicPr>
                   <pic:blipFill>
-                    <a:blip r:embed="rId20"/>
+                    <a:blip r:embed="rId40"/>
                     <a:stretch>
                       <a:fillRect/>
                     </a:stretch>
@@ -4901,7 +6021,7 @@
         <w:drawing>
           <wp:inline xmlns:a="http://schemas.openxmlformats.org/drawingml/2006/main" xmlns:pic="http://schemas.openxmlformats.org/drawingml/2006/picture">
             <wp:extent cx="5212080" cy="2716362"/>
-            <wp:docPr id="13" name="Picture 13"/>
+            <wp:docPr id="33" name="Picture 33"/>
             <wp:cNvGraphicFramePr>
               <a:graphicFrameLocks noChangeAspect="1"/>
             </wp:cNvGraphicFramePr>
@@ -4913,7 +6033,7 @@
                     <pic:cNvPicPr/>
                   </pic:nvPicPr>
                   <pic:blipFill>
-                    <a:blip r:embed="rId21"/>
+                    <a:blip r:embed="rId41"/>
                     <a:stretch>
                       <a:fillRect/>
                     </a:stretch>
@@ -4953,7 +6073,7 @@
         <w:drawing>
           <wp:inline xmlns:a="http://schemas.openxmlformats.org/drawingml/2006/main" xmlns:pic="http://schemas.openxmlformats.org/drawingml/2006/picture">
             <wp:extent cx="5212080" cy="2716362"/>
-            <wp:docPr id="14" name="Picture 14"/>
+            <wp:docPr id="34" name="Picture 34"/>
             <wp:cNvGraphicFramePr>
               <a:graphicFrameLocks noChangeAspect="1"/>
             </wp:cNvGraphicFramePr>
@@ -4965,7 +6085,7 @@
                     <pic:cNvPicPr/>
                   </pic:nvPicPr>
                   <pic:blipFill>
-                    <a:blip r:embed="rId22"/>
+                    <a:blip r:embed="rId42"/>
                     <a:stretch>
                       <a:fillRect/>
                     </a:stretch>
@@ -5013,7 +6133,7 @@
         <w:drawing>
           <wp:inline xmlns:a="http://schemas.openxmlformats.org/drawingml/2006/main" xmlns:pic="http://schemas.openxmlformats.org/drawingml/2006/picture">
             <wp:extent cx="5212080" cy="2860766"/>
-            <wp:docPr id="15" name="Picture 15"/>
+            <wp:docPr id="35" name="Picture 35"/>
             <wp:cNvGraphicFramePr>
               <a:graphicFrameLocks noChangeAspect="1"/>
             </wp:cNvGraphicFramePr>
@@ -5025,7 +6145,7 @@
                     <pic:cNvPicPr/>
                   </pic:nvPicPr>
                   <pic:blipFill>
-                    <a:blip r:embed="rId23"/>
+                    <a:blip r:embed="rId43"/>
                     <a:stretch>
                       <a:fillRect/>
                     </a:stretch>
@@ -5065,7 +6185,7 @@
         <w:drawing>
           <wp:inline xmlns:a="http://schemas.openxmlformats.org/drawingml/2006/main" xmlns:pic="http://schemas.openxmlformats.org/drawingml/2006/picture">
             <wp:extent cx="5212080" cy="2860766"/>
-            <wp:docPr id="16" name="Picture 16"/>
+            <wp:docPr id="36" name="Picture 36"/>
             <wp:cNvGraphicFramePr>
               <a:graphicFrameLocks noChangeAspect="1"/>
             </wp:cNvGraphicFramePr>
@@ -5077,7 +6197,7 @@
                     <pic:cNvPicPr/>
                   </pic:nvPicPr>
                   <pic:blipFill>
-                    <a:blip r:embed="rId24"/>
+                    <a:blip r:embed="rId44"/>
                     <a:stretch>
                       <a:fillRect/>
                     </a:stretch>
@@ -5117,7 +6237,7 @@
         <w:drawing>
           <wp:inline xmlns:a="http://schemas.openxmlformats.org/drawingml/2006/main" xmlns:pic="http://schemas.openxmlformats.org/drawingml/2006/picture">
             <wp:extent cx="5212080" cy="2860766"/>
-            <wp:docPr id="17" name="Picture 17"/>
+            <wp:docPr id="37" name="Picture 37"/>
             <wp:cNvGraphicFramePr>
               <a:graphicFrameLocks noChangeAspect="1"/>
             </wp:cNvGraphicFramePr>
@@ -5129,7 +6249,7 @@
                     <pic:cNvPicPr/>
                   </pic:nvPicPr>
                   <pic:blipFill>
-                    <a:blip r:embed="rId25"/>
+                    <a:blip r:embed="rId45"/>
                     <a:stretch>
                       <a:fillRect/>
                     </a:stretch>
@@ -5169,7 +6289,7 @@
         <w:drawing>
           <wp:inline xmlns:a="http://schemas.openxmlformats.org/drawingml/2006/main" xmlns:pic="http://schemas.openxmlformats.org/drawingml/2006/picture">
             <wp:extent cx="5212080" cy="2860766"/>
-            <wp:docPr id="18" name="Picture 18"/>
+            <wp:docPr id="38" name="Picture 38"/>
             <wp:cNvGraphicFramePr>
               <a:graphicFrameLocks noChangeAspect="1"/>
             </wp:cNvGraphicFramePr>
@@ -5181,7 +6301,7 @@
                     <pic:cNvPicPr/>
                   </pic:nvPicPr>
                   <pic:blipFill>
-                    <a:blip r:embed="rId26"/>
+                    <a:blip r:embed="rId46"/>
                     <a:stretch>
                       <a:fillRect/>
                     </a:stretch>
@@ -5221,7 +6341,7 @@
         <w:drawing>
           <wp:inline xmlns:a="http://schemas.openxmlformats.org/drawingml/2006/main" xmlns:pic="http://schemas.openxmlformats.org/drawingml/2006/picture">
             <wp:extent cx="5212080" cy="2860766"/>
-            <wp:docPr id="19" name="Picture 19"/>
+            <wp:docPr id="39" name="Picture 39"/>
             <wp:cNvGraphicFramePr>
               <a:graphicFrameLocks noChangeAspect="1"/>
             </wp:cNvGraphicFramePr>
@@ -5233,7 +6353,7 @@
                     <pic:cNvPicPr/>
                   </pic:nvPicPr>
                   <pic:blipFill>
-                    <a:blip r:embed="rId27"/>
+                    <a:blip r:embed="rId47"/>
                     <a:stretch>
                       <a:fillRect/>
                     </a:stretch>

--- a/cases/pyrazolylnucleosides/report/report.docx
+++ b/cases/pyrazolylnucleosides/report/report.docx
@@ -16,7 +16,7 @@
           <w:b w:val="0"/>
           <w:color w:val="718096"/>
         </w:rPr>
-        <w:t>Substrate: Cu(111)  |  Medium: 1 M HCl  |  DFT level: B3LYP/def2-SVP (ddCOSMO:water)  |  Generated 2026-07-13 23:55</w:t>
+        <w:t>Substrate: Cu(111)  |  Medium: 1 M HCl  |  DFT level: B3LYP/def2-SVP (ddCOSMO:water)  |  Generated 2026-07-14 16:19</w:t>
       </w:r>
     </w:p>
     <w:p>
@@ -1077,7 +1077,7 @@
       <w:r>
         <w:drawing>
           <wp:inline xmlns:a="http://schemas.openxmlformats.org/drawingml/2006/main" xmlns:pic="http://schemas.openxmlformats.org/drawingml/2006/picture">
-            <wp:extent cx="2651760" cy="2756387"/>
+            <wp:extent cx="2651760" cy="2810505"/>
             <wp:docPr id="3" name="Picture 3"/>
             <wp:cNvGraphicFramePr>
               <a:graphicFrameLocks noChangeAspect="1"/>
@@ -1098,7 +1098,7 @@
                   <pic:spPr>
                     <a:xfrm>
                       <a:off x="0" y="0"/>
-                      <a:ext cx="2651760" cy="2756387"/>
+                      <a:ext cx="2651760" cy="2810505"/>
                     </a:xfrm>
                     <a:prstGeom prst="rect"/>
                   </pic:spPr>
@@ -1129,7 +1129,7 @@
       <w:r>
         <w:drawing>
           <wp:inline xmlns:a="http://schemas.openxmlformats.org/drawingml/2006/main" xmlns:pic="http://schemas.openxmlformats.org/drawingml/2006/picture">
-            <wp:extent cx="2651760" cy="2756387"/>
+            <wp:extent cx="2651760" cy="2810505"/>
             <wp:docPr id="4" name="Picture 4"/>
             <wp:cNvGraphicFramePr>
               <a:graphicFrameLocks noChangeAspect="1"/>
@@ -1150,7 +1150,7 @@
                   <pic:spPr>
                     <a:xfrm>
                       <a:off x="0" y="0"/>
-                      <a:ext cx="2651760" cy="2756387"/>
+                      <a:ext cx="2651760" cy="2810505"/>
                     </a:xfrm>
                     <a:prstGeom prst="rect"/>
                   </pic:spPr>
@@ -1181,7 +1181,7 @@
       <w:r>
         <w:drawing>
           <wp:inline xmlns:a="http://schemas.openxmlformats.org/drawingml/2006/main" xmlns:pic="http://schemas.openxmlformats.org/drawingml/2006/picture">
-            <wp:extent cx="2651760" cy="2756387"/>
+            <wp:extent cx="2651760" cy="2810505"/>
             <wp:docPr id="5" name="Picture 5"/>
             <wp:cNvGraphicFramePr>
               <a:graphicFrameLocks noChangeAspect="1"/>
@@ -1202,7 +1202,7 @@
                   <pic:spPr>
                     <a:xfrm>
                       <a:off x="0" y="0"/>
-                      <a:ext cx="2651760" cy="2756387"/>
+                      <a:ext cx="2651760" cy="2810505"/>
                     </a:xfrm>
                     <a:prstGeom prst="rect"/>
                   </pic:spPr>
@@ -1233,7 +1233,7 @@
       <w:r>
         <w:drawing>
           <wp:inline xmlns:a="http://schemas.openxmlformats.org/drawingml/2006/main" xmlns:pic="http://schemas.openxmlformats.org/drawingml/2006/picture">
-            <wp:extent cx="2651760" cy="2756387"/>
+            <wp:extent cx="2651760" cy="2810505"/>
             <wp:docPr id="6" name="Picture 6"/>
             <wp:cNvGraphicFramePr>
               <a:graphicFrameLocks noChangeAspect="1"/>
@@ -1254,7 +1254,7 @@
                   <pic:spPr>
                     <a:xfrm>
                       <a:off x="0" y="0"/>
-                      <a:ext cx="2651760" cy="2756387"/>
+                      <a:ext cx="2651760" cy="2810505"/>
                     </a:xfrm>
                     <a:prstGeom prst="rect"/>
                   </pic:spPr>
@@ -1285,7 +1285,7 @@
       <w:r>
         <w:drawing>
           <wp:inline xmlns:a="http://schemas.openxmlformats.org/drawingml/2006/main" xmlns:pic="http://schemas.openxmlformats.org/drawingml/2006/picture">
-            <wp:extent cx="2651760" cy="2756387"/>
+            <wp:extent cx="2651760" cy="2810505"/>
             <wp:docPr id="7" name="Picture 7"/>
             <wp:cNvGraphicFramePr>
               <a:graphicFrameLocks noChangeAspect="1"/>
@@ -1306,7 +1306,7 @@
                   <pic:spPr>
                     <a:xfrm>
                       <a:off x="0" y="0"/>
-                      <a:ext cx="2651760" cy="2756387"/>
+                      <a:ext cx="2651760" cy="2810505"/>
                     </a:xfrm>
                     <a:prstGeom prst="rect"/>
                   </pic:spPr>
@@ -1337,7 +1337,7 @@
       <w:r>
         <w:drawing>
           <wp:inline xmlns:a="http://schemas.openxmlformats.org/drawingml/2006/main" xmlns:pic="http://schemas.openxmlformats.org/drawingml/2006/picture">
-            <wp:extent cx="2651760" cy="2756387"/>
+            <wp:extent cx="2651760" cy="2810505"/>
             <wp:docPr id="8" name="Picture 8"/>
             <wp:cNvGraphicFramePr>
               <a:graphicFrameLocks noChangeAspect="1"/>
@@ -1358,7 +1358,7 @@
                   <pic:spPr>
                     <a:xfrm>
                       <a:off x="0" y="0"/>
-                      <a:ext cx="2651760" cy="2756387"/>
+                      <a:ext cx="2651760" cy="2810505"/>
                     </a:xfrm>
                     <a:prstGeom prst="rect"/>
                   </pic:spPr>
@@ -1389,7 +1389,7 @@
       <w:r>
         <w:drawing>
           <wp:inline xmlns:a="http://schemas.openxmlformats.org/drawingml/2006/main" xmlns:pic="http://schemas.openxmlformats.org/drawingml/2006/picture">
-            <wp:extent cx="2651760" cy="2756387"/>
+            <wp:extent cx="2651760" cy="2810505"/>
             <wp:docPr id="9" name="Picture 9"/>
             <wp:cNvGraphicFramePr>
               <a:graphicFrameLocks noChangeAspect="1"/>
@@ -1410,7 +1410,7 @@
                   <pic:spPr>
                     <a:xfrm>
                       <a:off x="0" y="0"/>
-                      <a:ext cx="2651760" cy="2756387"/>
+                      <a:ext cx="2651760" cy="2810505"/>
                     </a:xfrm>
                     <a:prstGeom prst="rect"/>
                   </pic:spPr>
@@ -1441,7 +1441,7 @@
       <w:r>
         <w:drawing>
           <wp:inline xmlns:a="http://schemas.openxmlformats.org/drawingml/2006/main" xmlns:pic="http://schemas.openxmlformats.org/drawingml/2006/picture">
-            <wp:extent cx="2651760" cy="2756387"/>
+            <wp:extent cx="2651760" cy="2810505"/>
             <wp:docPr id="10" name="Picture 10"/>
             <wp:cNvGraphicFramePr>
               <a:graphicFrameLocks noChangeAspect="1"/>
@@ -1462,7 +1462,7 @@
                   <pic:spPr>
                     <a:xfrm>
                       <a:off x="0" y="0"/>
-                      <a:ext cx="2651760" cy="2756387"/>
+                      <a:ext cx="2651760" cy="2810505"/>
                     </a:xfrm>
                     <a:prstGeom prst="rect"/>
                   </pic:spPr>
@@ -1493,7 +1493,7 @@
       <w:r>
         <w:drawing>
           <wp:inline xmlns:a="http://schemas.openxmlformats.org/drawingml/2006/main" xmlns:pic="http://schemas.openxmlformats.org/drawingml/2006/picture">
-            <wp:extent cx="2651760" cy="2756387"/>
+            <wp:extent cx="2651760" cy="2810505"/>
             <wp:docPr id="11" name="Picture 11"/>
             <wp:cNvGraphicFramePr>
               <a:graphicFrameLocks noChangeAspect="1"/>
@@ -1514,7 +1514,7 @@
                   <pic:spPr>
                     <a:xfrm>
                       <a:off x="0" y="0"/>
-                      <a:ext cx="2651760" cy="2756387"/>
+                      <a:ext cx="2651760" cy="2810505"/>
                     </a:xfrm>
                     <a:prstGeom prst="rect"/>
                   </pic:spPr>
@@ -1545,7 +1545,7 @@
       <w:r>
         <w:drawing>
           <wp:inline xmlns:a="http://schemas.openxmlformats.org/drawingml/2006/main" xmlns:pic="http://schemas.openxmlformats.org/drawingml/2006/picture">
-            <wp:extent cx="2651760" cy="2756387"/>
+            <wp:extent cx="2651760" cy="2810505"/>
             <wp:docPr id="12" name="Picture 12"/>
             <wp:cNvGraphicFramePr>
               <a:graphicFrameLocks noChangeAspect="1"/>
@@ -1566,7 +1566,7 @@
                   <pic:spPr>
                     <a:xfrm>
                       <a:off x="0" y="0"/>
-                      <a:ext cx="2651760" cy="2756387"/>
+                      <a:ext cx="2651760" cy="2810505"/>
                     </a:xfrm>
                     <a:prstGeom prst="rect"/>
                   </pic:spPr>
@@ -5604,7 +5604,7 @@
       <w:r>
         <w:drawing>
           <wp:inline xmlns:a="http://schemas.openxmlformats.org/drawingml/2006/main" xmlns:pic="http://schemas.openxmlformats.org/drawingml/2006/picture">
-            <wp:extent cx="5212080" cy="2580820"/>
+            <wp:extent cx="5212080" cy="2821331"/>
             <wp:docPr id="25" name="Picture 25"/>
             <wp:cNvGraphicFramePr>
               <a:graphicFrameLocks noChangeAspect="1"/>
@@ -5625,7 +5625,7 @@
                   <pic:spPr>
                     <a:xfrm>
                       <a:off x="0" y="0"/>
-                      <a:ext cx="5212080" cy="2580820"/>
+                      <a:ext cx="5212080" cy="2821331"/>
                     </a:xfrm>
                     <a:prstGeom prst="rect"/>
                   </pic:spPr>
@@ -5656,7 +5656,7 @@
       <w:r>
         <w:drawing>
           <wp:inline xmlns:a="http://schemas.openxmlformats.org/drawingml/2006/main" xmlns:pic="http://schemas.openxmlformats.org/drawingml/2006/picture">
-            <wp:extent cx="5212080" cy="2580820"/>
+            <wp:extent cx="5212080" cy="2821331"/>
             <wp:docPr id="26" name="Picture 26"/>
             <wp:cNvGraphicFramePr>
               <a:graphicFrameLocks noChangeAspect="1"/>
@@ -5677,7 +5677,7 @@
                   <pic:spPr>
                     <a:xfrm>
                       <a:off x="0" y="0"/>
-                      <a:ext cx="5212080" cy="2580820"/>
+                      <a:ext cx="5212080" cy="2821331"/>
                     </a:xfrm>
                     <a:prstGeom prst="rect"/>
                   </pic:spPr>
@@ -5708,7 +5708,7 @@
       <w:r>
         <w:drawing>
           <wp:inline xmlns:a="http://schemas.openxmlformats.org/drawingml/2006/main" xmlns:pic="http://schemas.openxmlformats.org/drawingml/2006/picture">
-            <wp:extent cx="5212080" cy="2580820"/>
+            <wp:extent cx="5212080" cy="2821331"/>
             <wp:docPr id="27" name="Picture 27"/>
             <wp:cNvGraphicFramePr>
               <a:graphicFrameLocks noChangeAspect="1"/>
@@ -5729,7 +5729,7 @@
                   <pic:spPr>
                     <a:xfrm>
                       <a:off x="0" y="0"/>
-                      <a:ext cx="5212080" cy="2580820"/>
+                      <a:ext cx="5212080" cy="2821331"/>
                     </a:xfrm>
                     <a:prstGeom prst="rect"/>
                   </pic:spPr>
@@ -5760,7 +5760,7 @@
       <w:r>
         <w:drawing>
           <wp:inline xmlns:a="http://schemas.openxmlformats.org/drawingml/2006/main" xmlns:pic="http://schemas.openxmlformats.org/drawingml/2006/picture">
-            <wp:extent cx="5212080" cy="2580820"/>
+            <wp:extent cx="5212080" cy="2821331"/>
             <wp:docPr id="28" name="Picture 28"/>
             <wp:cNvGraphicFramePr>
               <a:graphicFrameLocks noChangeAspect="1"/>
@@ -5781,7 +5781,7 @@
                   <pic:spPr>
                     <a:xfrm>
                       <a:off x="0" y="0"/>
-                      <a:ext cx="5212080" cy="2580820"/>
+                      <a:ext cx="5212080" cy="2821331"/>
                     </a:xfrm>
                     <a:prstGeom prst="rect"/>
                   </pic:spPr>
@@ -5812,7 +5812,7 @@
       <w:r>
         <w:drawing>
           <wp:inline xmlns:a="http://schemas.openxmlformats.org/drawingml/2006/main" xmlns:pic="http://schemas.openxmlformats.org/drawingml/2006/picture">
-            <wp:extent cx="5212080" cy="2580820"/>
+            <wp:extent cx="5212080" cy="2821331"/>
             <wp:docPr id="29" name="Picture 29"/>
             <wp:cNvGraphicFramePr>
               <a:graphicFrameLocks noChangeAspect="1"/>
@@ -5833,7 +5833,7 @@
                   <pic:spPr>
                     <a:xfrm>
                       <a:off x="0" y="0"/>
-                      <a:ext cx="5212080" cy="2580820"/>
+                      <a:ext cx="5212080" cy="2821331"/>
                     </a:xfrm>
                     <a:prstGeom prst="rect"/>
                   </pic:spPr>

--- a/cases/pyrazolylnucleosides/report/report.docx
+++ b/cases/pyrazolylnucleosides/report/report.docx
@@ -16,7 +16,7 @@
           <w:b w:val="0"/>
           <w:color w:val="718096"/>
         </w:rPr>
-        <w:t>Substrate: Cu(111)  |  Medium: 1 M HCl  |  DFT level: B3LYP/def2-SVP (ddCOSMO:water)  |  Generated 2026-07-14 16:19</w:t>
+        <w:t>Substrate: Cu(111)  |  Medium: 1 M HCl  |  DFT level: B3LYP/def2-SVP (ddCOSMO:water)  |  Generated 2026-07-14 16:36</w:t>
       </w:r>
     </w:p>
     <w:p>
@@ -5336,7 +5336,7 @@
       <w:r>
         <w:drawing>
           <wp:inline xmlns:a="http://schemas.openxmlformats.org/drawingml/2006/main" xmlns:pic="http://schemas.openxmlformats.org/drawingml/2006/picture">
-            <wp:extent cx="2651760" cy="2348964"/>
+            <wp:extent cx="2651760" cy="2389153"/>
             <wp:docPr id="20" name="Picture 20"/>
             <wp:cNvGraphicFramePr>
               <a:graphicFrameLocks noChangeAspect="1"/>
@@ -5357,7 +5357,7 @@
                   <pic:spPr>
                     <a:xfrm>
                       <a:off x="0" y="0"/>
-                      <a:ext cx="2651760" cy="2348964"/>
+                      <a:ext cx="2651760" cy="2389153"/>
                     </a:xfrm>
                     <a:prstGeom prst="rect"/>
                   </pic:spPr>
@@ -5388,7 +5388,7 @@
       <w:r>
         <w:drawing>
           <wp:inline xmlns:a="http://schemas.openxmlformats.org/drawingml/2006/main" xmlns:pic="http://schemas.openxmlformats.org/drawingml/2006/picture">
-            <wp:extent cx="2651760" cy="2348964"/>
+            <wp:extent cx="2651760" cy="2389153"/>
             <wp:docPr id="21" name="Picture 21"/>
             <wp:cNvGraphicFramePr>
               <a:graphicFrameLocks noChangeAspect="1"/>
@@ -5409,7 +5409,7 @@
                   <pic:spPr>
                     <a:xfrm>
                       <a:off x="0" y="0"/>
-                      <a:ext cx="2651760" cy="2348964"/>
+                      <a:ext cx="2651760" cy="2389153"/>
                     </a:xfrm>
                     <a:prstGeom prst="rect"/>
                   </pic:spPr>
@@ -5440,7 +5440,7 @@
       <w:r>
         <w:drawing>
           <wp:inline xmlns:a="http://schemas.openxmlformats.org/drawingml/2006/main" xmlns:pic="http://schemas.openxmlformats.org/drawingml/2006/picture">
-            <wp:extent cx="2651760" cy="2348964"/>
+            <wp:extent cx="2651760" cy="2389153"/>
             <wp:docPr id="22" name="Picture 22"/>
             <wp:cNvGraphicFramePr>
               <a:graphicFrameLocks noChangeAspect="1"/>
@@ -5461,7 +5461,7 @@
                   <pic:spPr>
                     <a:xfrm>
                       <a:off x="0" y="0"/>
-                      <a:ext cx="2651760" cy="2348964"/>
+                      <a:ext cx="2651760" cy="2389153"/>
                     </a:xfrm>
                     <a:prstGeom prst="rect"/>
                   </pic:spPr>
@@ -5492,7 +5492,7 @@
       <w:r>
         <w:drawing>
           <wp:inline xmlns:a="http://schemas.openxmlformats.org/drawingml/2006/main" xmlns:pic="http://schemas.openxmlformats.org/drawingml/2006/picture">
-            <wp:extent cx="2651760" cy="2348964"/>
+            <wp:extent cx="2651760" cy="2389153"/>
             <wp:docPr id="23" name="Picture 23"/>
             <wp:cNvGraphicFramePr>
               <a:graphicFrameLocks noChangeAspect="1"/>
@@ -5513,7 +5513,7 @@
                   <pic:spPr>
                     <a:xfrm>
                       <a:off x="0" y="0"/>
-                      <a:ext cx="2651760" cy="2348964"/>
+                      <a:ext cx="2651760" cy="2389153"/>
                     </a:xfrm>
                     <a:prstGeom prst="rect"/>
                   </pic:spPr>
@@ -5544,7 +5544,7 @@
       <w:r>
         <w:drawing>
           <wp:inline xmlns:a="http://schemas.openxmlformats.org/drawingml/2006/main" xmlns:pic="http://schemas.openxmlformats.org/drawingml/2006/picture">
-            <wp:extent cx="2651760" cy="2348964"/>
+            <wp:extent cx="2651760" cy="2389153"/>
             <wp:docPr id="24" name="Picture 24"/>
             <wp:cNvGraphicFramePr>
               <a:graphicFrameLocks noChangeAspect="1"/>
@@ -5565,7 +5565,7 @@
                   <pic:spPr>
                     <a:xfrm>
                       <a:off x="0" y="0"/>
-                      <a:ext cx="2651760" cy="2348964"/>
+                      <a:ext cx="2651760" cy="2389153"/>
                     </a:xfrm>
                     <a:prstGeom prst="rect"/>
                   </pic:spPr>
@@ -5604,7 +5604,7 @@
       <w:r>
         <w:drawing>
           <wp:inline xmlns:a="http://schemas.openxmlformats.org/drawingml/2006/main" xmlns:pic="http://schemas.openxmlformats.org/drawingml/2006/picture">
-            <wp:extent cx="5212080" cy="2821331"/>
+            <wp:extent cx="5212080" cy="3046873"/>
             <wp:docPr id="25" name="Picture 25"/>
             <wp:cNvGraphicFramePr>
               <a:graphicFrameLocks noChangeAspect="1"/>
@@ -5625,7 +5625,7 @@
                   <pic:spPr>
                     <a:xfrm>
                       <a:off x="0" y="0"/>
-                      <a:ext cx="5212080" cy="2821331"/>
+                      <a:ext cx="5212080" cy="3046873"/>
                     </a:xfrm>
                     <a:prstGeom prst="rect"/>
                   </pic:spPr>
@@ -5656,7 +5656,7 @@
       <w:r>
         <w:drawing>
           <wp:inline xmlns:a="http://schemas.openxmlformats.org/drawingml/2006/main" xmlns:pic="http://schemas.openxmlformats.org/drawingml/2006/picture">
-            <wp:extent cx="5212080" cy="2821331"/>
+            <wp:extent cx="5212080" cy="3046873"/>
             <wp:docPr id="26" name="Picture 26"/>
             <wp:cNvGraphicFramePr>
               <a:graphicFrameLocks noChangeAspect="1"/>
@@ -5677,7 +5677,7 @@
                   <pic:spPr>
                     <a:xfrm>
                       <a:off x="0" y="0"/>
-                      <a:ext cx="5212080" cy="2821331"/>
+                      <a:ext cx="5212080" cy="3046873"/>
                     </a:xfrm>
                     <a:prstGeom prst="rect"/>
                   </pic:spPr>
@@ -5708,7 +5708,7 @@
       <w:r>
         <w:drawing>
           <wp:inline xmlns:a="http://schemas.openxmlformats.org/drawingml/2006/main" xmlns:pic="http://schemas.openxmlformats.org/drawingml/2006/picture">
-            <wp:extent cx="5212080" cy="2821331"/>
+            <wp:extent cx="5212080" cy="3046873"/>
             <wp:docPr id="27" name="Picture 27"/>
             <wp:cNvGraphicFramePr>
               <a:graphicFrameLocks noChangeAspect="1"/>
@@ -5729,7 +5729,7 @@
                   <pic:spPr>
                     <a:xfrm>
                       <a:off x="0" y="0"/>
-                      <a:ext cx="5212080" cy="2821331"/>
+                      <a:ext cx="5212080" cy="3046873"/>
                     </a:xfrm>
                     <a:prstGeom prst="rect"/>
                   </pic:spPr>
@@ -5760,7 +5760,7 @@
       <w:r>
         <w:drawing>
           <wp:inline xmlns:a="http://schemas.openxmlformats.org/drawingml/2006/main" xmlns:pic="http://schemas.openxmlformats.org/drawingml/2006/picture">
-            <wp:extent cx="5212080" cy="2821331"/>
+            <wp:extent cx="5212080" cy="3046873"/>
             <wp:docPr id="28" name="Picture 28"/>
             <wp:cNvGraphicFramePr>
               <a:graphicFrameLocks noChangeAspect="1"/>
@@ -5781,7 +5781,7 @@
                   <pic:spPr>
                     <a:xfrm>
                       <a:off x="0" y="0"/>
-                      <a:ext cx="5212080" cy="2821331"/>
+                      <a:ext cx="5212080" cy="3046873"/>
                     </a:xfrm>
                     <a:prstGeom prst="rect"/>
                   </pic:spPr>
@@ -5812,7 +5812,7 @@
       <w:r>
         <w:drawing>
           <wp:inline xmlns:a="http://schemas.openxmlformats.org/drawingml/2006/main" xmlns:pic="http://schemas.openxmlformats.org/drawingml/2006/picture">
-            <wp:extent cx="5212080" cy="2821331"/>
+            <wp:extent cx="5212080" cy="3046873"/>
             <wp:docPr id="29" name="Picture 29"/>
             <wp:cNvGraphicFramePr>
               <a:graphicFrameLocks noChangeAspect="1"/>
@@ -5833,7 +5833,7 @@
                   <pic:spPr>
                     <a:xfrm>
                       <a:off x="0" y="0"/>
-                      <a:ext cx="5212080" cy="2821331"/>
+                      <a:ext cx="5212080" cy="3046873"/>
                     </a:xfrm>
                     <a:prstGeom prst="rect"/>
                   </pic:spPr>
